--- a/DR/Теоретична част на дипломен проект.docx
+++ b/DR/Теоретична част на дипломен проект.docx
@@ -306,7 +306,7 @@
                 <w:noProof/>
                 <w:webHidden/>
               </w:rPr>
-              <w:t>4</w:t>
+              <w:t>3</w:t>
             </w:r>
             <w:r>
               <w:rPr>
@@ -396,7 +396,7 @@
                 <w:noProof/>
                 <w:webHidden/>
               </w:rPr>
-              <w:t>4</w:t>
+              <w:t>3</w:t>
             </w:r>
             <w:r>
               <w:rPr>
@@ -486,7 +486,7 @@
                 <w:noProof/>
                 <w:webHidden/>
               </w:rPr>
-              <w:t>5</w:t>
+              <w:t>4</w:t>
             </w:r>
             <w:r>
               <w:rPr>
@@ -578,7 +578,7 @@
                 <w:noProof/>
                 <w:webHidden/>
               </w:rPr>
-              <w:t>6</w:t>
+              <w:t>5</w:t>
             </w:r>
             <w:r>
               <w:rPr>
@@ -852,7 +852,7 @@
                 <w:noProof/>
                 <w:webHidden/>
               </w:rPr>
-              <w:t>7</w:t>
+              <w:t>6</w:t>
             </w:r>
             <w:r>
               <w:rPr>
@@ -944,7 +944,7 @@
                 <w:noProof/>
                 <w:webHidden/>
               </w:rPr>
-              <w:t>8</w:t>
+              <w:t>7</w:t>
             </w:r>
             <w:r>
               <w:rPr>
@@ -1036,7 +1036,7 @@
                 <w:noProof/>
                 <w:webHidden/>
               </w:rPr>
-              <w:t>9</w:t>
+              <w:t>7</w:t>
             </w:r>
             <w:r>
               <w:rPr>
@@ -1126,7 +1126,7 @@
                 <w:noProof/>
                 <w:webHidden/>
               </w:rPr>
-              <w:t>9</w:t>
+              <w:t>8</w:t>
             </w:r>
             <w:r>
               <w:rPr>
@@ -1216,7 +1216,7 @@
                 <w:noProof/>
                 <w:webHidden/>
               </w:rPr>
-              <w:t>10</w:t>
+              <w:t>9</w:t>
             </w:r>
             <w:r>
               <w:rPr>
@@ -1306,7 +1306,7 @@
                 <w:noProof/>
                 <w:webHidden/>
               </w:rPr>
-              <w:t>11</w:t>
+              <w:t>10</w:t>
             </w:r>
             <w:r>
               <w:rPr>
@@ -1396,7 +1396,7 @@
                 <w:noProof/>
                 <w:webHidden/>
               </w:rPr>
-              <w:t>11</w:t>
+              <w:t>10</w:t>
             </w:r>
             <w:r>
               <w:rPr>
@@ -1486,7 +1486,7 @@
                 <w:noProof/>
                 <w:webHidden/>
               </w:rPr>
-              <w:t>12</w:t>
+              <w:t>11</w:t>
             </w:r>
             <w:r>
               <w:rPr>
@@ -1576,7 +1576,7 @@
                 <w:noProof/>
                 <w:webHidden/>
               </w:rPr>
-              <w:t>13</w:t>
+              <w:t>12</w:t>
             </w:r>
             <w:r>
               <w:rPr>
@@ -1666,7 +1666,7 @@
                 <w:noProof/>
                 <w:webHidden/>
               </w:rPr>
-              <w:t>13</w:t>
+              <w:t>12</w:t>
             </w:r>
             <w:r>
               <w:rPr>
@@ -1756,7 +1756,7 @@
                 <w:noProof/>
                 <w:webHidden/>
               </w:rPr>
-              <w:t>14</w:t>
+              <w:t>12</w:t>
             </w:r>
             <w:r>
               <w:rPr>
@@ -1848,7 +1848,7 @@
                 <w:noProof/>
                 <w:webHidden/>
               </w:rPr>
-              <w:t>14</w:t>
+              <w:t>13</w:t>
             </w:r>
             <w:r>
               <w:rPr>
@@ -1940,7 +1940,7 @@
                 <w:noProof/>
                 <w:webHidden/>
               </w:rPr>
-              <w:t>15</w:t>
+              <w:t>13</w:t>
             </w:r>
             <w:r>
               <w:rPr>
@@ -2032,7 +2032,7 @@
                 <w:noProof/>
                 <w:webHidden/>
               </w:rPr>
-              <w:t>15</w:t>
+              <w:t>13</w:t>
             </w:r>
             <w:r>
               <w:rPr>
@@ -2124,7 +2124,7 @@
                 <w:noProof/>
                 <w:webHidden/>
               </w:rPr>
-              <w:t>15</w:t>
+              <w:t>14</w:t>
             </w:r>
             <w:r>
               <w:rPr>
@@ -2214,7 +2214,7 @@
                 <w:noProof/>
                 <w:webHidden/>
               </w:rPr>
-              <w:t>16</w:t>
+              <w:t>14</w:t>
             </w:r>
             <w:r>
               <w:rPr>
@@ -2304,7 +2304,7 @@
                 <w:noProof/>
                 <w:webHidden/>
               </w:rPr>
-              <w:t>17</w:t>
+              <w:t>15</w:t>
             </w:r>
             <w:r>
               <w:rPr>
@@ -2394,7 +2394,7 @@
                 <w:noProof/>
                 <w:webHidden/>
               </w:rPr>
-              <w:t>18</w:t>
+              <w:t>16</w:t>
             </w:r>
             <w:r>
               <w:rPr>
@@ -2484,7 +2484,7 @@
                 <w:noProof/>
                 <w:webHidden/>
               </w:rPr>
-              <w:t>19</w:t>
+              <w:t>17</w:t>
             </w:r>
             <w:r>
               <w:rPr>
@@ -2574,7 +2574,7 @@
                 <w:noProof/>
                 <w:webHidden/>
               </w:rPr>
-              <w:t>19</w:t>
+              <w:t>17</w:t>
             </w:r>
             <w:r>
               <w:rPr>
@@ -2664,7 +2664,7 @@
                 <w:noProof/>
                 <w:webHidden/>
               </w:rPr>
-              <w:t>19</w:t>
+              <w:t>17</w:t>
             </w:r>
             <w:r>
               <w:rPr>
@@ -2756,7 +2756,7 @@
                 <w:noProof/>
                 <w:webHidden/>
               </w:rPr>
-              <w:t>20</w:t>
+              <w:t>18</w:t>
             </w:r>
             <w:r>
               <w:rPr>
@@ -2848,7 +2848,7 @@
                 <w:noProof/>
                 <w:webHidden/>
               </w:rPr>
-              <w:t>21</w:t>
+              <w:t>18</w:t>
             </w:r>
             <w:r>
               <w:rPr>
@@ -2940,7 +2940,7 @@
                 <w:noProof/>
                 <w:webHidden/>
               </w:rPr>
-              <w:t>21</w:t>
+              <w:t>19</w:t>
             </w:r>
             <w:r>
               <w:rPr>
@@ -3032,7 +3032,7 @@
                 <w:noProof/>
                 <w:webHidden/>
               </w:rPr>
-              <w:t>22</w:t>
+              <w:t>19</w:t>
             </w:r>
             <w:r>
               <w:rPr>
@@ -3122,7 +3122,7 @@
                 <w:noProof/>
                 <w:webHidden/>
               </w:rPr>
-              <w:t>22</w:t>
+              <w:t>19</w:t>
             </w:r>
             <w:r>
               <w:rPr>
@@ -3214,7 +3214,7 @@
                 <w:noProof/>
                 <w:webHidden/>
               </w:rPr>
-              <w:t>22</w:t>
+              <w:t>20</w:t>
             </w:r>
             <w:r>
               <w:rPr>
@@ -3306,7 +3306,7 @@
                 <w:noProof/>
                 <w:webHidden/>
               </w:rPr>
-              <w:t>23</w:t>
+              <w:t>20</w:t>
             </w:r>
             <w:r>
               <w:rPr>
@@ -3398,7 +3398,7 @@
                 <w:noProof/>
                 <w:webHidden/>
               </w:rPr>
-              <w:t>23</w:t>
+              <w:t>20</w:t>
             </w:r>
             <w:r>
               <w:rPr>
@@ -3488,7 +3488,7 @@
                 <w:noProof/>
                 <w:webHidden/>
               </w:rPr>
-              <w:t>23</w:t>
+              <w:t>21</w:t>
             </w:r>
             <w:r>
               <w:rPr>
@@ -3578,7 +3578,7 @@
                 <w:noProof/>
                 <w:webHidden/>
               </w:rPr>
-              <w:t>24</w:t>
+              <w:t>21</w:t>
             </w:r>
             <w:r>
               <w:rPr>
@@ -3668,7 +3668,7 @@
                 <w:noProof/>
                 <w:webHidden/>
               </w:rPr>
-              <w:t>24</w:t>
+              <w:t>21</w:t>
             </w:r>
             <w:r>
               <w:rPr>
@@ -3760,7 +3760,7 @@
                 <w:noProof/>
                 <w:webHidden/>
               </w:rPr>
-              <w:t>25</w:t>
+              <w:t>22</w:t>
             </w:r>
             <w:r>
               <w:rPr>
@@ -3852,7 +3852,7 @@
                 <w:noProof/>
                 <w:webHidden/>
               </w:rPr>
-              <w:t>26</w:t>
+              <w:t>22</w:t>
             </w:r>
             <w:r>
               <w:rPr>
@@ -3942,7 +3942,7 @@
                 <w:noProof/>
                 <w:webHidden/>
               </w:rPr>
-              <w:t>26</w:t>
+              <w:t>23</w:t>
             </w:r>
             <w:r>
               <w:rPr>
@@ -4034,7 +4034,7 @@
                 <w:noProof/>
                 <w:webHidden/>
               </w:rPr>
-              <w:t>27</w:t>
+              <w:t>23</w:t>
             </w:r>
             <w:r>
               <w:rPr>
@@ -4126,7 +4126,7 @@
                 <w:noProof/>
                 <w:webHidden/>
               </w:rPr>
-              <w:t>27</w:t>
+              <w:t>23</w:t>
             </w:r>
             <w:r>
               <w:rPr>
@@ -4216,7 +4216,7 @@
                 <w:noProof/>
                 <w:webHidden/>
               </w:rPr>
-              <w:t>28</w:t>
+              <w:t>24</w:t>
             </w:r>
             <w:r>
               <w:rPr>
@@ -4306,7 +4306,7 @@
                 <w:noProof/>
                 <w:webHidden/>
               </w:rPr>
-              <w:t>28</w:t>
+              <w:t>24</w:t>
             </w:r>
             <w:r>
               <w:rPr>
@@ -4398,7 +4398,7 @@
                 <w:noProof/>
                 <w:webHidden/>
               </w:rPr>
-              <w:t>28</w:t>
+              <w:t>24</w:t>
             </w:r>
             <w:r>
               <w:rPr>
@@ -4488,7 +4488,7 @@
                 <w:noProof/>
                 <w:webHidden/>
               </w:rPr>
-              <w:t>29</w:t>
+              <w:t>24</w:t>
             </w:r>
             <w:r>
               <w:rPr>
@@ -4578,7 +4578,7 @@
                 <w:noProof/>
                 <w:webHidden/>
               </w:rPr>
-              <w:t>29</w:t>
+              <w:t>25</w:t>
             </w:r>
             <w:r>
               <w:rPr>
@@ -4668,7 +4668,7 @@
                 <w:noProof/>
                 <w:webHidden/>
               </w:rPr>
-              <w:t>30</w:t>
+              <w:t>25</w:t>
             </w:r>
             <w:r>
               <w:rPr>
@@ -4718,6 +4718,8 @@
           <w:lang w:eastAsia="bg-BG"/>
         </w:rPr>
       </w:pPr>
+      <w:bookmarkStart w:id="1" w:name="_GoBack"/>
+      <w:bookmarkEnd w:id="1"/>
     </w:p>
     <w:p>
       <w:pPr>
@@ -4728,14 +4730,14 @@
           <w:rFonts w:ascii="Times New Roman" w:hAnsi="Times New Roman" w:cs="Times New Roman"/>
         </w:rPr>
       </w:pPr>
-      <w:bookmarkStart w:id="1" w:name="_Toc220492369"/>
+      <w:bookmarkStart w:id="2" w:name="_Toc220492369"/>
       <w:r>
         <w:rPr>
           <w:rFonts w:ascii="Times New Roman" w:hAnsi="Times New Roman" w:cs="Times New Roman"/>
         </w:rPr>
         <w:t>Основи на компютърното зрение</w:t>
       </w:r>
-      <w:bookmarkEnd w:id="1"/>
+      <w:bookmarkEnd w:id="2"/>
     </w:p>
     <w:p>
       <w:pPr>
@@ -4744,17 +4746,17 @@
           <w:rFonts w:ascii="Times New Roman" w:hAnsi="Times New Roman" w:cs="Times New Roman"/>
         </w:rPr>
       </w:pPr>
-      <w:bookmarkStart w:id="2" w:name="_Toc220492370"/>
-      <w:bookmarkStart w:id="3" w:name="_Toc164562456"/>
-      <w:bookmarkStart w:id="4" w:name="_Toc164568069"/>
-      <w:bookmarkStart w:id="5" w:name="_Toc164627453"/>
+      <w:bookmarkStart w:id="3" w:name="_Toc220492370"/>
+      <w:bookmarkStart w:id="4" w:name="_Toc164562456"/>
+      <w:bookmarkStart w:id="5" w:name="_Toc164568069"/>
+      <w:bookmarkStart w:id="6" w:name="_Toc164627453"/>
       <w:r>
         <w:rPr>
           <w:rFonts w:ascii="Times New Roman" w:hAnsi="Times New Roman" w:cs="Times New Roman"/>
         </w:rPr>
         <w:t>Същност на компютърното зрение</w:t>
       </w:r>
-      <w:bookmarkEnd w:id="2"/>
+      <w:bookmarkEnd w:id="3"/>
     </w:p>
     <w:p>
       <w:pPr>
@@ -4791,14 +4793,14 @@
           <w:rFonts w:ascii="Times New Roman" w:hAnsi="Times New Roman" w:cs="Times New Roman"/>
         </w:rPr>
       </w:pPr>
-      <w:bookmarkStart w:id="6" w:name="_Toc220492371"/>
+      <w:bookmarkStart w:id="7" w:name="_Toc220492371"/>
       <w:r>
         <w:rPr>
           <w:rFonts w:ascii="Times New Roman" w:hAnsi="Times New Roman" w:cs="Times New Roman"/>
         </w:rPr>
         <w:t>Основни задачи в компютърното зрение</w:t>
       </w:r>
-      <w:bookmarkEnd w:id="6"/>
+      <w:bookmarkEnd w:id="7"/>
     </w:p>
     <w:p>
       <w:pPr>
@@ -4854,14 +4856,14 @@
       <w:r>
         <w:t xml:space="preserve"> </w:t>
       </w:r>
-      <w:bookmarkStart w:id="7" w:name="_Toc220492372"/>
+      <w:bookmarkStart w:id="8" w:name="_Toc220492372"/>
       <w:r>
         <w:rPr>
           <w:rFonts w:ascii="Times New Roman" w:hAnsi="Times New Roman" w:cs="Times New Roman"/>
         </w:rPr>
         <w:t>Приложения на компютърното зрение</w:t>
       </w:r>
-      <w:bookmarkEnd w:id="7"/>
+      <w:bookmarkEnd w:id="8"/>
     </w:p>
     <w:p>
       <w:pPr>
@@ -5031,14 +5033,14 @@
           <w:rFonts w:ascii="Times New Roman" w:hAnsi="Times New Roman" w:cs="Times New Roman"/>
         </w:rPr>
       </w:pPr>
-      <w:bookmarkStart w:id="8" w:name="_Toc220492373"/>
+      <w:bookmarkStart w:id="9" w:name="_Toc220492373"/>
       <w:r>
         <w:rPr>
           <w:rFonts w:ascii="Times New Roman" w:hAnsi="Times New Roman" w:cs="Times New Roman"/>
         </w:rPr>
         <w:t>Роля на компютърното зрение в проекта</w:t>
       </w:r>
-      <w:bookmarkEnd w:id="8"/>
+      <w:bookmarkEnd w:id="9"/>
     </w:p>
     <w:p>
       <w:pPr>
@@ -5176,7 +5178,7 @@
           <w:rFonts w:ascii="Times New Roman" w:hAnsi="Times New Roman" w:cs="Times New Roman"/>
         </w:rPr>
       </w:pPr>
-      <w:bookmarkStart w:id="9" w:name="_Toc220492374"/>
+      <w:bookmarkStart w:id="10" w:name="_Toc220492374"/>
       <w:r>
         <w:rPr>
           <w:rFonts w:ascii="Times New Roman" w:hAnsi="Times New Roman" w:cs="Times New Roman"/>
@@ -5184,7 +5186,7 @@
         <w:lastRenderedPageBreak/>
         <w:t>Откриване на ключови точки (Landmark Detection)</w:t>
       </w:r>
-      <w:bookmarkEnd w:id="9"/>
+      <w:bookmarkEnd w:id="10"/>
     </w:p>
     <w:p>
       <w:pPr>
@@ -5194,14 +5196,14 @@
           <w:rFonts w:ascii="Times New Roman" w:hAnsi="Times New Roman" w:cs="Times New Roman"/>
         </w:rPr>
       </w:pPr>
-      <w:bookmarkStart w:id="10" w:name="_Toc220492375"/>
+      <w:bookmarkStart w:id="11" w:name="_Toc220492375"/>
       <w:r>
         <w:rPr>
           <w:rFonts w:ascii="Times New Roman" w:hAnsi="Times New Roman" w:cs="Times New Roman"/>
         </w:rPr>
         <w:t>Същност на landmark detection</w:t>
       </w:r>
-      <w:bookmarkEnd w:id="10"/>
+      <w:bookmarkEnd w:id="11"/>
     </w:p>
     <w:p>
       <w:pPr>
@@ -5258,14 +5260,14 @@
           <w:rFonts w:ascii="Times New Roman" w:hAnsi="Times New Roman" w:cs="Times New Roman"/>
         </w:rPr>
       </w:pPr>
-      <w:bookmarkStart w:id="11" w:name="_Toc220492376"/>
+      <w:bookmarkStart w:id="12" w:name="_Toc220492376"/>
       <w:r>
         <w:rPr>
           <w:rFonts w:ascii="Times New Roman" w:hAnsi="Times New Roman" w:cs="Times New Roman"/>
         </w:rPr>
         <w:t>Сравнение между landmark detection и object detection</w:t>
       </w:r>
-      <w:bookmarkEnd w:id="11"/>
+      <w:bookmarkEnd w:id="12"/>
     </w:p>
     <w:p>
       <w:pPr>
@@ -5403,14 +5405,14 @@
           <w:rFonts w:ascii="Times New Roman" w:hAnsi="Times New Roman" w:cs="Times New Roman"/>
         </w:rPr>
       </w:pPr>
-      <w:bookmarkStart w:id="12" w:name="_Toc220492377"/>
+      <w:bookmarkStart w:id="13" w:name="_Toc220492377"/>
       <w:r>
         <w:rPr>
           <w:rFonts w:ascii="Times New Roman" w:hAnsi="Times New Roman" w:cs="Times New Roman"/>
         </w:rPr>
         <w:t>Landmark detection при ръце</w:t>
       </w:r>
-      <w:bookmarkEnd w:id="12"/>
+      <w:bookmarkEnd w:id="13"/>
     </w:p>
     <w:p>
       <w:pPr>
@@ -5531,14 +5533,14 @@
           <w:rFonts w:ascii="Times New Roman" w:hAnsi="Times New Roman" w:cs="Times New Roman"/>
         </w:rPr>
       </w:pPr>
-      <w:bookmarkStart w:id="13" w:name="_Toc220492378"/>
+      <w:bookmarkStart w:id="14" w:name="_Toc220492378"/>
       <w:r>
         <w:rPr>
           <w:rFonts w:ascii="Times New Roman" w:hAnsi="Times New Roman" w:cs="Times New Roman"/>
         </w:rPr>
         <w:t>Използване на готови модели</w:t>
       </w:r>
-      <w:bookmarkEnd w:id="13"/>
+      <w:bookmarkEnd w:id="14"/>
     </w:p>
     <w:p>
       <w:pPr>
@@ -5660,14 +5662,14 @@
           <w:rFonts w:ascii="Times New Roman" w:hAnsi="Times New Roman" w:cs="Times New Roman"/>
         </w:rPr>
       </w:pPr>
-      <w:bookmarkStart w:id="14" w:name="_Toc220492379"/>
+      <w:bookmarkStart w:id="15" w:name="_Toc220492379"/>
       <w:r>
         <w:rPr>
           <w:rFonts w:ascii="Times New Roman" w:hAnsi="Times New Roman" w:cs="Times New Roman"/>
         </w:rPr>
         <w:t>Библиотеката MediaPipe</w:t>
       </w:r>
-      <w:bookmarkEnd w:id="14"/>
+      <w:bookmarkEnd w:id="15"/>
     </w:p>
     <w:p>
       <w:pPr>
@@ -5726,7 +5728,7 @@
           <w:rFonts w:ascii="Times New Roman" w:hAnsi="Times New Roman" w:cs="Times New Roman"/>
         </w:rPr>
       </w:pPr>
-      <w:bookmarkStart w:id="15" w:name="_Toc220492380"/>
+      <w:bookmarkStart w:id="16" w:name="_Toc220492380"/>
       <w:r>
         <w:rPr>
           <w:rFonts w:ascii="Times New Roman" w:hAnsi="Times New Roman" w:cs="Times New Roman"/>
@@ -5734,7 +5736,7 @@
         <w:lastRenderedPageBreak/>
         <w:t>Обща характеристика на MediaPipe</w:t>
       </w:r>
-      <w:bookmarkEnd w:id="15"/>
+      <w:bookmarkEnd w:id="16"/>
     </w:p>
     <w:p>
       <w:pPr>
@@ -5857,7 +5859,7 @@
           <w:rFonts w:ascii="Times New Roman" w:hAnsi="Times New Roman" w:cs="Times New Roman"/>
         </w:rPr>
       </w:pPr>
-      <w:bookmarkStart w:id="16" w:name="_Toc220492381"/>
+      <w:bookmarkStart w:id="17" w:name="_Toc220492381"/>
       <w:r>
         <w:rPr>
           <w:rFonts w:ascii="Times New Roman" w:hAnsi="Times New Roman" w:cs="Times New Roman"/>
@@ -5865,7 +5867,7 @@
         <w:lastRenderedPageBreak/>
         <w:t>Архитектура на MediaPipe</w:t>
       </w:r>
-      <w:bookmarkEnd w:id="16"/>
+      <w:bookmarkEnd w:id="17"/>
     </w:p>
     <w:p>
       <w:r>
@@ -5885,14 +5887,14 @@
           <w:rFonts w:ascii="Times New Roman" w:hAnsi="Times New Roman" w:cs="Times New Roman"/>
         </w:rPr>
       </w:pPr>
-      <w:bookmarkStart w:id="17" w:name="_Toc220492382"/>
+      <w:bookmarkStart w:id="18" w:name="_Toc220492382"/>
       <w:r>
         <w:rPr>
           <w:rFonts w:ascii="Times New Roman" w:hAnsi="Times New Roman" w:cs="Times New Roman"/>
         </w:rPr>
         <w:t>Модулът MediaPipe Hands</w:t>
       </w:r>
-      <w:bookmarkEnd w:id="17"/>
+      <w:bookmarkEnd w:id="18"/>
     </w:p>
     <w:p>
       <w:pPr>
@@ -5975,14 +5977,14 @@
           <w:rFonts w:ascii="Times New Roman" w:hAnsi="Times New Roman" w:cs="Times New Roman"/>
         </w:rPr>
       </w:pPr>
-      <w:bookmarkStart w:id="18" w:name="_Toc220492383"/>
+      <w:bookmarkStart w:id="19" w:name="_Toc220492383"/>
       <w:r>
         <w:rPr>
           <w:rFonts w:ascii="Times New Roman" w:hAnsi="Times New Roman" w:cs="Times New Roman"/>
         </w:rPr>
         <w:t>Ключови точки на ръката</w:t>
       </w:r>
-      <w:bookmarkEnd w:id="18"/>
+      <w:bookmarkEnd w:id="19"/>
     </w:p>
     <w:p>
       <w:pPr>
@@ -6067,7 +6069,7 @@
           <w:rFonts w:ascii="Times New Roman" w:hAnsi="Times New Roman" w:cs="Times New Roman"/>
         </w:rPr>
       </w:pPr>
-      <w:bookmarkStart w:id="19" w:name="_Toc220492384"/>
+      <w:bookmarkStart w:id="20" w:name="_Toc220492384"/>
       <w:r>
         <w:rPr>
           <w:rFonts w:ascii="Times New Roman" w:hAnsi="Times New Roman" w:cs="Times New Roman"/>
@@ -6075,7 +6077,7 @@
         <w:lastRenderedPageBreak/>
         <w:t>Координатна система</w:t>
       </w:r>
-      <w:bookmarkEnd w:id="19"/>
+      <w:bookmarkEnd w:id="20"/>
     </w:p>
     <w:p>
       <w:r>
@@ -6095,14 +6097,14 @@
           <w:rFonts w:ascii="Times New Roman" w:hAnsi="Times New Roman" w:cs="Times New Roman"/>
         </w:rPr>
       </w:pPr>
-      <w:bookmarkStart w:id="20" w:name="_Toc220492385"/>
+      <w:bookmarkStart w:id="21" w:name="_Toc220492385"/>
       <w:r>
         <w:rPr>
           <w:rFonts w:ascii="Times New Roman" w:hAnsi="Times New Roman" w:cs="Times New Roman"/>
         </w:rPr>
         <w:t>Значение на върховете на пръстите за проекта</w:t>
       </w:r>
-      <w:bookmarkEnd w:id="20"/>
+      <w:bookmarkEnd w:id="21"/>
     </w:p>
     <w:p>
       <w:r>
@@ -6126,14 +6128,14 @@
           <w:rFonts w:ascii="Times New Roman" w:hAnsi="Times New Roman" w:cs="Times New Roman"/>
         </w:rPr>
       </w:pPr>
-      <w:bookmarkStart w:id="21" w:name="_Toc220492386"/>
+      <w:bookmarkStart w:id="22" w:name="_Toc220492386"/>
       <w:r>
         <w:rPr>
           <w:rFonts w:ascii="Times New Roman" w:hAnsi="Times New Roman" w:cs="Times New Roman"/>
         </w:rPr>
         <w:t>Основи на обработката на изображения</w:t>
       </w:r>
-      <w:bookmarkEnd w:id="21"/>
+      <w:bookmarkEnd w:id="22"/>
     </w:p>
     <w:p>
       <w:pPr>
@@ -6175,7 +6177,7 @@
           <w:rFonts w:ascii="Times New Roman" w:hAnsi="Times New Roman" w:cs="Times New Roman"/>
         </w:rPr>
       </w:pPr>
-      <w:bookmarkStart w:id="22" w:name="_Toc220492387"/>
+      <w:bookmarkStart w:id="23" w:name="_Toc220492387"/>
       <w:r>
         <w:rPr>
           <w:rFonts w:ascii="Times New Roman" w:hAnsi="Times New Roman" w:cs="Times New Roman"/>
@@ -6183,7 +6185,7 @@
         <w:lastRenderedPageBreak/>
         <w:t>Цифрово изображение и пикселна структура</w:t>
       </w:r>
-      <w:bookmarkEnd w:id="22"/>
+      <w:bookmarkEnd w:id="23"/>
     </w:p>
     <w:p>
       <w:pPr>
@@ -6219,14 +6221,14 @@
           <w:rFonts w:ascii="Times New Roman" w:hAnsi="Times New Roman" w:cs="Times New Roman"/>
         </w:rPr>
       </w:pPr>
-      <w:bookmarkStart w:id="23" w:name="_Toc220492388"/>
+      <w:bookmarkStart w:id="24" w:name="_Toc220492388"/>
       <w:r>
         <w:rPr>
           <w:rFonts w:ascii="Times New Roman" w:hAnsi="Times New Roman" w:cs="Times New Roman"/>
         </w:rPr>
         <w:t>Цветови модели – RGB и RGBA</w:t>
       </w:r>
-      <w:bookmarkEnd w:id="23"/>
+      <w:bookmarkEnd w:id="24"/>
     </w:p>
     <w:p>
       <w:pPr>
@@ -6262,14 +6264,14 @@
           <w:rFonts w:ascii="Times New Roman" w:hAnsi="Times New Roman" w:cs="Times New Roman"/>
         </w:rPr>
       </w:pPr>
-      <w:bookmarkStart w:id="24" w:name="_Toc220492389"/>
+      <w:bookmarkStart w:id="25" w:name="_Toc220492389"/>
       <w:r>
         <w:rPr>
           <w:rFonts w:ascii="Times New Roman" w:hAnsi="Times New Roman" w:cs="Times New Roman"/>
         </w:rPr>
         <w:t>Обработка на изображения с Python</w:t>
       </w:r>
-      <w:bookmarkEnd w:id="24"/>
+      <w:bookmarkEnd w:id="25"/>
     </w:p>
     <w:p>
       <w:pPr>
@@ -6305,7 +6307,7 @@
           <w:rFonts w:ascii="Times New Roman" w:hAnsi="Times New Roman" w:cs="Times New Roman"/>
         </w:rPr>
       </w:pPr>
-      <w:bookmarkStart w:id="25" w:name="_Toc220492390"/>
+      <w:bookmarkStart w:id="26" w:name="_Toc220492390"/>
       <w:r>
         <w:rPr>
           <w:rFonts w:ascii="Times New Roman" w:hAnsi="Times New Roman" w:cs="Times New Roman"/>
@@ -6313,7 +6315,7 @@
         <w:lastRenderedPageBreak/>
         <w:t>Библиотеката OpenCV и нейното приложение</w:t>
       </w:r>
-      <w:bookmarkEnd w:id="25"/>
+      <w:bookmarkEnd w:id="26"/>
     </w:p>
     <w:p>
       <w:pPr>
@@ -6392,14 +6394,14 @@
           <w:rFonts w:ascii="Times New Roman" w:hAnsi="Times New Roman" w:cs="Times New Roman"/>
         </w:rPr>
       </w:pPr>
-      <w:bookmarkStart w:id="26" w:name="_Toc220492391"/>
+      <w:bookmarkStart w:id="27" w:name="_Toc220492391"/>
       <w:r>
         <w:rPr>
           <w:rFonts w:ascii="Times New Roman" w:hAnsi="Times New Roman" w:cs="Times New Roman"/>
         </w:rPr>
         <w:t>Афинни трансформации</w:t>
       </w:r>
-      <w:bookmarkEnd w:id="26"/>
+      <w:bookmarkEnd w:id="27"/>
     </w:p>
     <w:p>
       <w:r>
@@ -6423,14 +6425,14 @@
           <w:rFonts w:ascii="Times New Roman" w:hAnsi="Times New Roman" w:cs="Times New Roman"/>
         </w:rPr>
       </w:pPr>
-      <w:bookmarkStart w:id="27" w:name="_Toc220492392"/>
+      <w:bookmarkStart w:id="28" w:name="_Toc220492392"/>
       <w:r>
         <w:rPr>
           <w:rFonts w:ascii="Times New Roman" w:hAnsi="Times New Roman" w:cs="Times New Roman"/>
         </w:rPr>
         <w:t>Същност на афинните трансформации</w:t>
       </w:r>
-      <w:bookmarkEnd w:id="27"/>
+      <w:bookmarkEnd w:id="28"/>
     </w:p>
     <w:p>
       <w:pPr>
@@ -6516,14 +6518,14 @@
           <w:rFonts w:ascii="Times New Roman" w:hAnsi="Times New Roman" w:cs="Times New Roman"/>
         </w:rPr>
       </w:pPr>
-      <w:bookmarkStart w:id="28" w:name="_Toc220492393"/>
+      <w:bookmarkStart w:id="29" w:name="_Toc220492393"/>
       <w:r>
         <w:rPr>
           <w:rFonts w:ascii="Times New Roman" w:hAnsi="Times New Roman" w:cs="Times New Roman"/>
         </w:rPr>
         <w:t>Видове афинни трансформации</w:t>
       </w:r>
-      <w:bookmarkEnd w:id="28"/>
+      <w:bookmarkEnd w:id="29"/>
     </w:p>
     <w:p>
       <w:r>
@@ -6630,7 +6632,7 @@
           <w:rFonts w:ascii="Times New Roman" w:hAnsi="Times New Roman" w:cs="Times New Roman"/>
         </w:rPr>
       </w:pPr>
-      <w:bookmarkStart w:id="29" w:name="_Toc220492394"/>
+      <w:bookmarkStart w:id="30" w:name="_Toc220492394"/>
       <w:r>
         <w:rPr>
           <w:rFonts w:ascii="Times New Roman" w:hAnsi="Times New Roman" w:cs="Times New Roman"/>
@@ -6638,7 +6640,7 @@
         <w:lastRenderedPageBreak/>
         <w:t>Математическа основа на трансформациите</w:t>
       </w:r>
-      <w:bookmarkEnd w:id="29"/>
+      <w:bookmarkEnd w:id="30"/>
     </w:p>
     <w:p>
       <w:r>
@@ -6658,14 +6660,14 @@
           <w:rFonts w:ascii="Times New Roman" w:hAnsi="Times New Roman" w:cs="Times New Roman"/>
         </w:rPr>
       </w:pPr>
-      <w:bookmarkStart w:id="30" w:name="_Toc220492395"/>
+      <w:bookmarkStart w:id="31" w:name="_Toc220492395"/>
       <w:r>
         <w:rPr>
           <w:rFonts w:ascii="Times New Roman" w:hAnsi="Times New Roman" w:cs="Times New Roman"/>
         </w:rPr>
         <w:t>Приложение на афинните трансформации в проекта</w:t>
       </w:r>
-      <w:bookmarkEnd w:id="30"/>
+      <w:bookmarkEnd w:id="31"/>
     </w:p>
     <w:p>
       <w:r>
@@ -6687,7 +6689,7 @@
           <w:sz w:val="28"/>
         </w:rPr>
       </w:pPr>
-      <w:bookmarkStart w:id="31" w:name="_Toc220492396"/>
+      <w:bookmarkStart w:id="32" w:name="_Toc220492396"/>
       <w:r>
         <w:rPr>
           <w:rFonts w:ascii="Times New Roman" w:hAnsi="Times New Roman" w:cs="Times New Roman"/>
@@ -6695,7 +6697,7 @@
         </w:rPr>
         <w:t>Alpha Blending и прозрачност</w:t>
       </w:r>
-      <w:bookmarkEnd w:id="31"/>
+      <w:bookmarkEnd w:id="32"/>
     </w:p>
     <w:p>
       <w:pPr>
@@ -6781,14 +6783,14 @@
           <w:rFonts w:ascii="Times New Roman" w:hAnsi="Times New Roman" w:cs="Times New Roman"/>
         </w:rPr>
       </w:pPr>
-      <w:bookmarkStart w:id="32" w:name="_Toc220492397"/>
+      <w:bookmarkStart w:id="33" w:name="_Toc220492397"/>
       <w:r>
         <w:rPr>
           <w:rFonts w:ascii="Times New Roman" w:hAnsi="Times New Roman" w:cs="Times New Roman"/>
         </w:rPr>
         <w:t>Alpha канал и RGBA модел</w:t>
       </w:r>
-      <w:bookmarkEnd w:id="32"/>
+      <w:bookmarkEnd w:id="33"/>
     </w:p>
     <w:p>
       <w:pPr>
@@ -6824,14 +6826,14 @@
           <w:rFonts w:ascii="Times New Roman" w:hAnsi="Times New Roman" w:cs="Times New Roman"/>
         </w:rPr>
       </w:pPr>
-      <w:bookmarkStart w:id="33" w:name="_Toc220492398"/>
+      <w:bookmarkStart w:id="34" w:name="_Toc220492398"/>
       <w:r>
         <w:rPr>
           <w:rFonts w:ascii="Times New Roman" w:hAnsi="Times New Roman" w:cs="Times New Roman"/>
         </w:rPr>
         <w:t>Теория на alpha blending</w:t>
       </w:r>
-      <w:bookmarkEnd w:id="33"/>
+      <w:bookmarkEnd w:id="34"/>
     </w:p>
     <w:p>
       <w:pPr>
@@ -6868,14 +6870,14 @@
           <w:rFonts w:ascii="Times New Roman" w:hAnsi="Times New Roman" w:cs="Times New Roman"/>
         </w:rPr>
       </w:pPr>
-      <w:bookmarkStart w:id="34" w:name="_Toc220492399"/>
+      <w:bookmarkStart w:id="35" w:name="_Toc220492399"/>
       <w:r>
         <w:rPr>
           <w:rFonts w:ascii="Times New Roman" w:hAnsi="Times New Roman" w:cs="Times New Roman"/>
         </w:rPr>
         <w:t>Наслагване на PNG изображения</w:t>
       </w:r>
-      <w:bookmarkEnd w:id="34"/>
+      <w:bookmarkEnd w:id="35"/>
     </w:p>
     <w:p>
       <w:pPr>
@@ -6917,14 +6919,14 @@
           <w:rFonts w:ascii="Times New Roman" w:hAnsi="Times New Roman" w:cs="Times New Roman"/>
         </w:rPr>
       </w:pPr>
-      <w:bookmarkStart w:id="35" w:name="_Toc220492400"/>
+      <w:bookmarkStart w:id="36" w:name="_Toc220492400"/>
       <w:r>
         <w:rPr>
           <w:rFonts w:ascii="Times New Roman" w:hAnsi="Times New Roman" w:cs="Times New Roman"/>
         </w:rPr>
         <w:t>Значение за реалистичен визуален резултат</w:t>
       </w:r>
-      <w:bookmarkEnd w:id="35"/>
+      <w:bookmarkEnd w:id="36"/>
     </w:p>
     <w:p>
       <w:pPr>
@@ -6961,14 +6963,14 @@
           <w:rFonts w:ascii="Times New Roman" w:hAnsi="Times New Roman" w:cs="Times New Roman"/>
         </w:rPr>
       </w:pPr>
-      <w:bookmarkStart w:id="36" w:name="_Toc220492401"/>
+      <w:bookmarkStart w:id="37" w:name="_Toc220492401"/>
       <w:r>
         <w:rPr>
           <w:rFonts w:ascii="Times New Roman" w:hAnsi="Times New Roman" w:cs="Times New Roman"/>
         </w:rPr>
         <w:t>Математическа основа на проекта</w:t>
       </w:r>
-      <w:bookmarkEnd w:id="36"/>
+      <w:bookmarkEnd w:id="37"/>
     </w:p>
     <w:p>
       <w:pPr>
@@ -6998,14 +7000,14 @@
           <w:rFonts w:ascii="Times New Roman" w:hAnsi="Times New Roman" w:cs="Times New Roman"/>
         </w:rPr>
       </w:pPr>
-      <w:bookmarkStart w:id="37" w:name="_Toc220492402"/>
+      <w:bookmarkStart w:id="38" w:name="_Toc220492402"/>
       <w:r>
         <w:rPr>
           <w:rFonts w:ascii="Times New Roman" w:hAnsi="Times New Roman" w:cs="Times New Roman"/>
         </w:rPr>
         <w:t>Работа с координатни системи</w:t>
       </w:r>
-      <w:bookmarkEnd w:id="37"/>
+      <w:bookmarkEnd w:id="38"/>
     </w:p>
     <w:p>
       <w:pPr>
@@ -7041,14 +7043,14 @@
           <w:rFonts w:ascii="Times New Roman" w:hAnsi="Times New Roman" w:cs="Times New Roman"/>
         </w:rPr>
       </w:pPr>
-      <w:bookmarkStart w:id="38" w:name="_Toc220492403"/>
+      <w:bookmarkStart w:id="39" w:name="_Toc220492403"/>
       <w:r>
         <w:rPr>
           <w:rFonts w:ascii="Times New Roman" w:hAnsi="Times New Roman" w:cs="Times New Roman"/>
         </w:rPr>
         <w:t>Изчисляване на разстояние между точки</w:t>
       </w:r>
-      <w:bookmarkEnd w:id="38"/>
+      <w:bookmarkEnd w:id="39"/>
     </w:p>
     <w:p>
       <w:pPr>
@@ -7084,14 +7086,14 @@
           <w:rFonts w:ascii="Times New Roman" w:hAnsi="Times New Roman" w:cs="Times New Roman"/>
         </w:rPr>
       </w:pPr>
-      <w:bookmarkStart w:id="39" w:name="_Toc220492404"/>
+      <w:bookmarkStart w:id="40" w:name="_Toc220492404"/>
       <w:r>
         <w:rPr>
           <w:rFonts w:ascii="Times New Roman" w:hAnsi="Times New Roman" w:cs="Times New Roman"/>
         </w:rPr>
         <w:t>Изчисляване на ъгъл и ориентация на пръст</w:t>
       </w:r>
-      <w:bookmarkEnd w:id="39"/>
+      <w:bookmarkEnd w:id="40"/>
     </w:p>
     <w:p>
       <w:pPr>
@@ -7135,14 +7137,14 @@
           <w:rFonts w:ascii="Times New Roman" w:hAnsi="Times New Roman" w:cs="Times New Roman"/>
         </w:rPr>
       </w:pPr>
-      <w:bookmarkStart w:id="40" w:name="_Toc220492405"/>
+      <w:bookmarkStart w:id="41" w:name="_Toc220492405"/>
       <w:r>
         <w:rPr>
           <w:rFonts w:ascii="Times New Roman" w:hAnsi="Times New Roman" w:cs="Times New Roman"/>
         </w:rPr>
         <w:t>Архитектура и използвани технологии</w:t>
       </w:r>
-      <w:bookmarkEnd w:id="40"/>
+      <w:bookmarkEnd w:id="41"/>
     </w:p>
     <w:p>
       <w:pPr>
@@ -7178,14 +7180,14 @@
           <w:rFonts w:ascii="Times New Roman" w:hAnsi="Times New Roman" w:cs="Times New Roman"/>
         </w:rPr>
       </w:pPr>
-      <w:bookmarkStart w:id="41" w:name="_Toc220492406"/>
+      <w:bookmarkStart w:id="42" w:name="_Toc220492406"/>
       <w:r>
         <w:rPr>
           <w:rFonts w:ascii="Times New Roman" w:hAnsi="Times New Roman" w:cs="Times New Roman"/>
         </w:rPr>
         <w:t>Клиент-сървър архитектура</w:t>
       </w:r>
-      <w:bookmarkEnd w:id="41"/>
+      <w:bookmarkEnd w:id="42"/>
     </w:p>
     <w:p>
       <w:r>
@@ -7205,14 +7207,14 @@
           <w:rFonts w:ascii="Times New Roman" w:hAnsi="Times New Roman" w:cs="Times New Roman"/>
         </w:rPr>
       </w:pPr>
-      <w:bookmarkStart w:id="42" w:name="_Toc220492407"/>
+      <w:bookmarkStart w:id="43" w:name="_Toc220492407"/>
       <w:r>
         <w:rPr>
           <w:rFonts w:ascii="Times New Roman" w:hAnsi="Times New Roman" w:cs="Times New Roman"/>
         </w:rPr>
         <w:t>Уеб framework Django</w:t>
       </w:r>
-      <w:bookmarkEnd w:id="42"/>
+      <w:bookmarkEnd w:id="43"/>
     </w:p>
     <w:p>
       <w:pPr>
@@ -7251,14 +7253,14 @@
           <w:rFonts w:ascii="Times New Roman" w:hAnsi="Times New Roman" w:cs="Times New Roman"/>
         </w:rPr>
       </w:pPr>
-      <w:bookmarkStart w:id="43" w:name="_Toc220492408"/>
+      <w:bookmarkStart w:id="44" w:name="_Toc220492408"/>
       <w:r>
         <w:rPr>
           <w:rFonts w:ascii="Times New Roman" w:hAnsi="Times New Roman" w:cs="Times New Roman"/>
         </w:rPr>
         <w:t>Frontend технологии – HTML, CSS, JavaScript, Vue.js</w:t>
       </w:r>
-      <w:bookmarkEnd w:id="43"/>
+      <w:bookmarkEnd w:id="44"/>
     </w:p>
     <w:p>
       <w:pPr>
@@ -7312,14 +7314,14 @@
           <w:rFonts w:ascii="Times New Roman" w:hAnsi="Times New Roman" w:cs="Times New Roman"/>
         </w:rPr>
       </w:pPr>
-      <w:bookmarkStart w:id="44" w:name="_Toc220492409"/>
+      <w:bookmarkStart w:id="45" w:name="_Toc220492409"/>
       <w:r>
         <w:rPr>
           <w:rFonts w:ascii="Times New Roman" w:hAnsi="Times New Roman" w:cs="Times New Roman"/>
         </w:rPr>
         <w:t>Поток на данните в приложението</w:t>
       </w:r>
-      <w:bookmarkEnd w:id="44"/>
+      <w:bookmarkEnd w:id="45"/>
     </w:p>
     <w:p>
       <w:pPr>
@@ -7363,14 +7365,14 @@
           <w:rFonts w:ascii="Times New Roman" w:hAnsi="Times New Roman" w:cs="Times New Roman"/>
         </w:rPr>
       </w:pPr>
-      <w:bookmarkStart w:id="45" w:name="_Toc220492410"/>
+      <w:bookmarkStart w:id="46" w:name="_Toc220492410"/>
       <w:r>
         <w:rPr>
           <w:rFonts w:ascii="Times New Roman" w:hAnsi="Times New Roman" w:cs="Times New Roman"/>
         </w:rPr>
         <w:t>Реализация на приложението „Виртуално студио за маникюр“</w:t>
       </w:r>
-      <w:bookmarkEnd w:id="45"/>
+      <w:bookmarkEnd w:id="46"/>
     </w:p>
     <w:p>
       <w:pPr>
@@ -7399,14 +7401,14 @@
       <w:r>
         <w:tab/>
       </w:r>
-      <w:bookmarkStart w:id="46" w:name="_Toc220492411"/>
+      <w:bookmarkStart w:id="47" w:name="_Toc220492411"/>
       <w:r>
         <w:rPr>
           <w:rFonts w:ascii="Times New Roman" w:hAnsi="Times New Roman" w:cs="Times New Roman"/>
         </w:rPr>
         <w:t>Обща концепция на приложението</w:t>
       </w:r>
-      <w:bookmarkEnd w:id="46"/>
+      <w:bookmarkEnd w:id="47"/>
     </w:p>
     <w:p>
       <w:pPr>
@@ -7449,14 +7451,14 @@
         <w:tab/>
         <w:t xml:space="preserve"> </w:t>
       </w:r>
-      <w:bookmarkStart w:id="47" w:name="_Toc220492412"/>
+      <w:bookmarkStart w:id="48" w:name="_Toc220492412"/>
       <w:r>
         <w:rPr>
           <w:rFonts w:ascii="Times New Roman" w:hAnsi="Times New Roman" w:cs="Times New Roman"/>
         </w:rPr>
         <w:t>Потребителски интерфейс и потребителски сценарий</w:t>
       </w:r>
-      <w:bookmarkEnd w:id="47"/>
+      <w:bookmarkEnd w:id="48"/>
     </w:p>
     <w:p>
       <w:pPr>
@@ -7553,14 +7555,14 @@
       <w:r>
         <w:tab/>
       </w:r>
-      <w:bookmarkStart w:id="48" w:name="_Toc220492413"/>
+      <w:bookmarkStart w:id="49" w:name="_Toc220492413"/>
       <w:r>
         <w:rPr>
           <w:rFonts w:ascii="Times New Roman" w:hAnsi="Times New Roman" w:cs="Times New Roman"/>
         </w:rPr>
         <w:t>Алгоритъм за обработка на изображението</w:t>
       </w:r>
-      <w:bookmarkEnd w:id="48"/>
+      <w:bookmarkEnd w:id="49"/>
     </w:p>
     <w:p>
       <w:r>
@@ -7592,14 +7594,14 @@
         </w:rPr>
         <w:tab/>
       </w:r>
-      <w:bookmarkStart w:id="49" w:name="_Toc220492414"/>
+      <w:bookmarkStart w:id="50" w:name="_Toc220492414"/>
       <w:r>
         <w:rPr>
           <w:rFonts w:ascii="Times New Roman" w:hAnsi="Times New Roman" w:cs="Times New Roman"/>
         </w:rPr>
         <w:t>Геометрично напасване на маникюр моделите</w:t>
       </w:r>
-      <w:bookmarkEnd w:id="49"/>
+      <w:bookmarkEnd w:id="50"/>
       <w:r>
         <w:rPr>
           <w:rFonts w:ascii="Times New Roman" w:hAnsi="Times New Roman" w:cs="Times New Roman"/>
@@ -7632,14 +7634,14 @@
         </w:rPr>
         <w:tab/>
       </w:r>
-      <w:bookmarkStart w:id="50" w:name="_Toc220492415"/>
+      <w:bookmarkStart w:id="51" w:name="_Toc220492415"/>
       <w:r>
         <w:rPr>
           <w:rFonts w:ascii="Times New Roman" w:hAnsi="Times New Roman" w:cs="Times New Roman"/>
         </w:rPr>
         <w:t>Тестване и демонстрация</w:t>
       </w:r>
-      <w:bookmarkEnd w:id="50"/>
+      <w:bookmarkEnd w:id="51"/>
     </w:p>
     <w:p>
       <w:pPr>
@@ -7663,14 +7665,14 @@
           <w:rFonts w:ascii="Times New Roman" w:hAnsi="Times New Roman" w:cs="Times New Roman"/>
         </w:rPr>
       </w:pPr>
-      <w:bookmarkStart w:id="51" w:name="_Toc220492416"/>
+      <w:bookmarkStart w:id="52" w:name="_Toc220492416"/>
       <w:r>
         <w:rPr>
           <w:rFonts w:ascii="Times New Roman" w:hAnsi="Times New Roman" w:cs="Times New Roman"/>
         </w:rPr>
         <w:t>Предимства и ограничения на разработеното решение</w:t>
       </w:r>
-      <w:bookmarkEnd w:id="51"/>
+      <w:bookmarkEnd w:id="52"/>
     </w:p>
     <w:p>
       <w:pPr>
@@ -7706,8 +7708,6 @@
         </w:rPr>
         <w:t>Въпреки своите предимства, приложението има и някои ограничения. Точността на крайния резултат зависи от качеството на входното изображение, като лошото осветление или неправилната позиция на ръката могат да доведат до неточности. Също така разнообразието от маникюрни модели е ограничено, а индивидуалните особености на формата на ноктите не се отчитат напълно. Въпреки това приложението успешно демонстрира възможностите на компютърното зрение и може да бъде доразвивано в бъдеще.</w:t>
       </w:r>
-      <w:bookmarkStart w:id="52" w:name="_GoBack"/>
-      <w:bookmarkEnd w:id="52"/>
     </w:p>
     <w:p>
       <w:pPr>
@@ -7756,9 +7756,9 @@
         </w:rPr>
         <w:t>Литература:</w:t>
       </w:r>
-      <w:bookmarkEnd w:id="3"/>
       <w:bookmarkEnd w:id="4"/>
       <w:bookmarkEnd w:id="5"/>
+      <w:bookmarkEnd w:id="6"/>
       <w:bookmarkEnd w:id="54"/>
     </w:p>
     <w:p>
@@ -8056,7 +8056,7 @@
           <w:rPr>
             <w:noProof/>
           </w:rPr>
-          <w:t>25</w:t>
+          <w:t>1</w:t>
         </w:r>
         <w:r>
           <w:rPr>
@@ -11830,7 +11830,7 @@
 </file>
 
 <file path=customXml/itemProps1.xml><?xml version="1.0" encoding="utf-8"?>
-<ds:datastoreItem xmlns:ds="http://schemas.openxmlformats.org/officeDocument/2006/customXml" ds:itemID="{98146A3E-AA5D-4152-9854-E9F9B934488C}">
+<ds:datastoreItem xmlns:ds="http://schemas.openxmlformats.org/officeDocument/2006/customXml" ds:itemID="{668D141D-547A-4E95-821A-C84C53B26DE7}">
   <ds:schemaRefs>
     <ds:schemaRef ds:uri="http://schemas.openxmlformats.org/officeDocument/2006/bibliography"/>
   </ds:schemaRefs>
